--- a/docs/Test Reports/BrailleLens.docx
+++ b/docs/Test Reports/BrailleLens.docx
@@ -36,7 +36,7 @@
           <w:sz w:val="28"/>
           <w:szCs w:val="28"/>
         </w:rPr>
-        <w:t>Version 1.1</w:t>
+        <w:t>Version 1.2</w:t>
       </w:r>
     </w:p>
     <w:p>
@@ -291,18 +291,7 @@
               <w:pStyle w:val="Tabletext"/>
             </w:pPr>
             <w:r>
-              <w:t>Simplified wording. Highlighted three focus areas for the course: (1) software testing, (2) evaluation of DS parts, (3) error analysis of DS parts. Facts from mid-evaluation slides and cycle-1 runs kept.</w:t>
-            </w:r>
-          </w:p>
-          <w:p>
-            <w:pPr>
-              <w:pStyle w:val="Tabletext"/>
-            </w:pPr>
-            <w:r>
-              <w:t>Pytest now 43/43 pass; Dart suite still pending Flut</w:t>
-            </w:r>
-            <w:r>
-              <w:t>ter upgrade.</w:t>
+              <w:t>Simplified wording; three focus areas (SW / DS eval / DS errors).</w:t>
             </w:r>
           </w:p>
         </w:tc>
@@ -315,53 +304,65 @@
               <w:pStyle w:val="Tabletext"/>
             </w:pPr>
             <w:r>
+              <w:t>Group 15</w:t>
+            </w:r>
+          </w:p>
+        </w:tc>
+      </w:tr>
+      <w:tr>
+        <w:trPr>
+          <w:cantSplit/>
+        </w:trPr>
+        <w:tc>
+          <w:tcPr>
+            <w:tcW w:w="2300" w:type="dxa"/>
+          </w:tcPr>
+          <w:p>
+            <w:pPr>
+              <w:pStyle w:val="Tabletext"/>
+            </w:pPr>
+            <w:r>
+              <w:t>20/Sep/2026</w:t>
+            </w:r>
+          </w:p>
+        </w:tc>
+        <w:tc>
+          <w:tcPr>
+            <w:tcW w:w="1100" w:type="dxa"/>
+          </w:tcPr>
+          <w:p>
+            <w:pPr>
+              <w:pStyle w:val="Tabletext"/>
+            </w:pPr>
+            <w:r>
+              <w:t>1.2</w:t>
+            </w:r>
+          </w:p>
+        </w:tc>
+        <w:tc>
+          <w:tcPr>
+            <w:tcW w:w="3700" w:type="dxa"/>
+          </w:tcPr>
+          <w:p>
+            <w:pPr>
+              <w:pStyle w:val="Tabletext"/>
+            </w:pPr>
+            <w:r>
+              <w:t>Full automated suite run on Flutter 3.47.5 (Dart 3.13.4): 35/35 Dart + 43/43 Pytest = 78/78 passed. Fixed lazy torch imports and two Dart test bugs (Rect import; RANSAC collinear points).</w:t>
+            </w:r>
+          </w:p>
+        </w:tc>
+        <w:tc>
+          <w:tcPr>
+            <w:tcW w:w="2260" w:type="dxa"/>
+          </w:tcPr>
+          <w:p>
+            <w:pPr>
+              <w:pStyle w:val="Tabletext"/>
+            </w:pPr>
+            <w:r>
               <w:t>Group 15 — Kuruppu H.A. (230359M), Lakshan H.M.K. (230365D), Lawanya K.K.H.G. (230373B)</w:t>
             </w:r>
-          </w:p>
-        </w:tc>
-      </w:tr>
-      <w:tr>
-        <w:trPr>
-          <w:cantSplit/>
-        </w:trPr>
-        <w:tc>
-          <w:tcPr>
-            <w:tcW w:w="2300" w:type="dxa"/>
-          </w:tcPr>
-          <w:p>
-            <w:pPr>
-              <w:pStyle w:val="Tabletext"/>
-            </w:pPr>
-          </w:p>
-        </w:tc>
-        <w:tc>
-          <w:tcPr>
-            <w:tcW w:w="1100" w:type="dxa"/>
-          </w:tcPr>
-          <w:p>
-            <w:pPr>
-              <w:pStyle w:val="Tabletext"/>
-            </w:pPr>
-          </w:p>
-        </w:tc>
-        <w:tc>
-          <w:tcPr>
-            <w:tcW w:w="3700" w:type="dxa"/>
-          </w:tcPr>
-          <w:p>
-            <w:pPr>
-              <w:pStyle w:val="Tabletext"/>
-            </w:pPr>
-          </w:p>
-        </w:tc>
-        <w:tc>
-          <w:tcPr>
-            <w:tcW w:w="2260" w:type="dxa"/>
-          </w:tcPr>
-          <w:p>
-            <w:pPr>
-              <w:pStyle w:val="Tabletext"/>
-            </w:pPr>
           </w:p>
         </w:tc>
       </w:tr>
@@ -397,7 +398,7 @@
       <w:r>
         <w:fldChar w:fldCharType="separate"/>
       </w:r>
-      <w:hyperlink w:anchor="_Toc240796618" w:history="1">
+      <w:hyperlink w:anchor="_Toc240797361" w:history="1">
         <w:r>
           <w:rPr>
             <w:rStyle w:val="Hyperlink"/>
@@ -441,7 +442,7 @@
             <w:noProof/>
             <w:webHidden/>
           </w:rPr>
-          <w:instrText xml:space="preserve"> PAGEREF _Toc240796618 \h </w:instrText>
+          <w:instrText xml:space="preserve"> PAGEREF _Toc240797361 \h </w:instrText>
         </w:r>
         <w:r>
           <w:rPr>
@@ -486,7 +487,7 @@
           <w:lang w:bidi="ta-IN"/>
         </w:rPr>
       </w:pPr>
-      <w:hyperlink w:anchor="_Toc240796619" w:history="1">
+      <w:hyperlink w:anchor="_Toc240797362" w:history="1">
         <w:r>
           <w:rPr>
             <w:rStyle w:val="Hyperlink"/>
@@ -530,7 +531,7 @@
             <w:noProof/>
             <w:webHidden/>
           </w:rPr>
-          <w:instrText xml:space="preserve"> PAGEREF _Toc240796619 \h </w:instrText>
+          <w:instrText xml:space="preserve"> PAGEREF _Toc240797362 \h </w:instrText>
         </w:r>
         <w:r>
           <w:rPr>
@@ -575,7 +576,7 @@
           <w:lang w:bidi="ta-IN"/>
         </w:rPr>
       </w:pPr>
-      <w:hyperlink w:anchor="_Toc240796620" w:history="1">
+      <w:hyperlink w:anchor="_Toc240797363" w:history="1">
         <w:r>
           <w:rPr>
             <w:rStyle w:val="Hyperlink"/>
@@ -619,7 +620,7 @@
             <w:noProof/>
             <w:webHidden/>
           </w:rPr>
-          <w:instrText xml:space="preserve"> PAGEREF _Toc240796620 \h </w:instrText>
+          <w:instrText xml:space="preserve"> PAGEREF _Toc240797363 \h </w:instrText>
         </w:r>
         <w:r>
           <w:rPr>
@@ -664,7 +665,7 @@
           <w:lang w:bidi="ta-IN"/>
         </w:rPr>
       </w:pPr>
-      <w:hyperlink w:anchor="_Toc240796621" w:history="1">
+      <w:hyperlink w:anchor="_Toc240797364" w:history="1">
         <w:r>
           <w:rPr>
             <w:rStyle w:val="Hyperlink"/>
@@ -708,7 +709,7 @@
             <w:noProof/>
             <w:webHidden/>
           </w:rPr>
-          <w:instrText xml:space="preserve"> PAGEREF _Toc240796621 \h </w:instrText>
+          <w:instrText xml:space="preserve"> PAGEREF _Toc240797364 \h </w:instrText>
         </w:r>
         <w:r>
           <w:rPr>
@@ -750,7 +751,7 @@
           <w:lang w:bidi="ta-IN"/>
         </w:rPr>
       </w:pPr>
-      <w:hyperlink w:anchor="_Toc240796622" w:history="1">
+      <w:hyperlink w:anchor="_Toc240797365" w:history="1">
         <w:r>
           <w:rPr>
             <w:rStyle w:val="Hyperlink"/>
@@ -794,7 +795,7 @@
             <w:noProof/>
             <w:webHidden/>
           </w:rPr>
-          <w:instrText xml:space="preserve"> PAGEREF _Toc240796622 \h </w:instrText>
+          <w:instrText xml:space="preserve"> PAGEREF _Toc240797365 \h </w:instrText>
         </w:r>
         <w:r>
           <w:rPr>
@@ -836,7 +837,7 @@
           <w:lang w:bidi="ta-IN"/>
         </w:rPr>
       </w:pPr>
-      <w:hyperlink w:anchor="_Toc240796623" w:history="1">
+      <w:hyperlink w:anchor="_Toc240797366" w:history="1">
         <w:r>
           <w:rPr>
             <w:rStyle w:val="Hyperlink"/>
@@ -880,7 +881,7 @@
             <w:noProof/>
             <w:webHidden/>
           </w:rPr>
-          <w:instrText xml:space="preserve"> PAGEREF _Toc240796623 \h </w:instrText>
+          <w:instrText xml:space="preserve"> PAGEREF _Toc240797366 \h </w:instrText>
         </w:r>
         <w:r>
           <w:rPr>
@@ -922,7 +923,7 @@
           <w:lang w:bidi="ta-IN"/>
         </w:rPr>
       </w:pPr>
-      <w:hyperlink w:anchor="_Toc240796624" w:history="1">
+      <w:hyperlink w:anchor="_Toc240797367" w:history="1">
         <w:r>
           <w:rPr>
             <w:rStyle w:val="Hyperlink"/>
@@ -966,7 +967,7 @@
             <w:noProof/>
             <w:webHidden/>
           </w:rPr>
-          <w:instrText xml:space="preserve"> PAGEREF _Toc240796624 \h </w:instrText>
+          <w:instrText xml:space="preserve"> PAGEREF _Toc240797367 \h </w:instrText>
         </w:r>
         <w:r>
           <w:rPr>
@@ -1008,7 +1009,7 @@
           <w:lang w:bidi="ta-IN"/>
         </w:rPr>
       </w:pPr>
-      <w:hyperlink w:anchor="_Toc240796625" w:history="1">
+      <w:hyperlink w:anchor="_Toc240797368" w:history="1">
         <w:r>
           <w:rPr>
             <w:rStyle w:val="Hyperlink"/>
@@ -1052,7 +1053,7 @@
             <w:noProof/>
             <w:webHidden/>
           </w:rPr>
-          <w:instrText xml:space="preserve"> PAGEREF _Toc240796625 \h </w:instrText>
+          <w:instrText xml:space="preserve"> PAGEREF _Toc240797368 \h </w:instrText>
         </w:r>
         <w:r>
           <w:rPr>
@@ -1094,7 +1095,7 @@
           <w:lang w:bidi="ta-IN"/>
         </w:rPr>
       </w:pPr>
-      <w:hyperlink w:anchor="_Toc240796626" w:history="1">
+      <w:hyperlink w:anchor="_Toc240797369" w:history="1">
         <w:r>
           <w:rPr>
             <w:rStyle w:val="Hyperlink"/>
@@ -1138,7 +1139,7 @@
             <w:noProof/>
             <w:webHidden/>
           </w:rPr>
-          <w:instrText xml:space="preserve"> PAGEREF _Toc240796626 \h </w:instrText>
+          <w:instrText xml:space="preserve"> PAGEREF _Toc240797369 \h </w:instrText>
         </w:r>
         <w:r>
           <w:rPr>
@@ -1180,7 +1181,7 @@
           <w:lang w:bidi="ta-IN"/>
         </w:rPr>
       </w:pPr>
-      <w:hyperlink w:anchor="_Toc240796627" w:history="1">
+      <w:hyperlink w:anchor="_Toc240797370" w:history="1">
         <w:r>
           <w:rPr>
             <w:rStyle w:val="Hyperlink"/>
@@ -1224,7 +1225,7 @@
             <w:noProof/>
             <w:webHidden/>
           </w:rPr>
-          <w:instrText xml:space="preserve"> PAGEREF _Toc240796627 \h </w:instrText>
+          <w:instrText xml:space="preserve"> PAGEREF _Toc240797370 \h </w:instrText>
         </w:r>
         <w:r>
           <w:rPr>
@@ -1244,7 +1245,7 @@
             <w:noProof/>
             <w:webHidden/>
           </w:rPr>
-          <w:t>5</w:t>
+          <w:t>6</w:t>
         </w:r>
         <w:r>
           <w:rPr>
@@ -1266,7 +1267,7 @@
           <w:lang w:bidi="ta-IN"/>
         </w:rPr>
       </w:pPr>
-      <w:hyperlink w:anchor="_Toc240796628" w:history="1">
+      <w:hyperlink w:anchor="_Toc240797371" w:history="1">
         <w:r>
           <w:rPr>
             <w:rStyle w:val="Hyperlink"/>
@@ -1310,7 +1311,7 @@
             <w:noProof/>
             <w:webHidden/>
           </w:rPr>
-          <w:instrText xml:space="preserve"> PAGEREF _Toc240796628 \h </w:instrText>
+          <w:instrText xml:space="preserve"> PAGEREF _Toc240797371 \h </w:instrText>
         </w:r>
         <w:r>
           <w:rPr>
@@ -1352,7 +1353,7 @@
           <w:lang w:bidi="ta-IN"/>
         </w:rPr>
       </w:pPr>
-      <w:hyperlink w:anchor="_Toc240796629" w:history="1">
+      <w:hyperlink w:anchor="_Toc240797372" w:history="1">
         <w:r>
           <w:rPr>
             <w:rStyle w:val="Hyperlink"/>
@@ -1396,7 +1397,7 @@
             <w:noProof/>
             <w:webHidden/>
           </w:rPr>
-          <w:instrText xml:space="preserve"> PAGEREF _Toc240796629 \h </w:instrText>
+          <w:instrText xml:space="preserve"> PAGEREF _Toc240797372 \h </w:instrText>
         </w:r>
         <w:r>
           <w:rPr>
@@ -1441,7 +1442,7 @@
           <w:lang w:bidi="ta-IN"/>
         </w:rPr>
       </w:pPr>
-      <w:hyperlink w:anchor="_Toc240796630" w:history="1">
+      <w:hyperlink w:anchor="_Toc240797373" w:history="1">
         <w:r>
           <w:rPr>
             <w:rStyle w:val="Hyperlink"/>
@@ -1485,7 +1486,7 @@
             <w:noProof/>
             <w:webHidden/>
           </w:rPr>
-          <w:instrText xml:space="preserve"> PAGEREF _Toc240796630 \h </w:instrText>
+          <w:instrText xml:space="preserve"> PAGEREF _Toc240797373 \h </w:instrText>
         </w:r>
         <w:r>
           <w:rPr>
@@ -1530,7 +1531,7 @@
           <w:lang w:bidi="ta-IN"/>
         </w:rPr>
       </w:pPr>
-      <w:hyperlink w:anchor="_Toc240796631" w:history="1">
+      <w:hyperlink w:anchor="_Toc240797374" w:history="1">
         <w:r>
           <w:rPr>
             <w:rStyle w:val="Hyperlink"/>
@@ -1574,7 +1575,7 @@
             <w:noProof/>
             <w:webHidden/>
           </w:rPr>
-          <w:instrText xml:space="preserve"> PAGEREF _Toc240796631 \h </w:instrText>
+          <w:instrText xml:space="preserve"> PAGEREF _Toc240797374 \h </w:instrText>
         </w:r>
         <w:r>
           <w:rPr>
@@ -1616,7 +1617,7 @@
           <w:lang w:bidi="ta-IN"/>
         </w:rPr>
       </w:pPr>
-      <w:hyperlink w:anchor="_Toc240796632" w:history="1">
+      <w:hyperlink w:anchor="_Toc240797375" w:history="1">
         <w:r>
           <w:rPr>
             <w:rStyle w:val="Hyperlink"/>
@@ -1660,7 +1661,7 @@
             <w:noProof/>
             <w:webHidden/>
           </w:rPr>
-          <w:instrText xml:space="preserve"> PAGEREF _Toc240796632 \h </w:instrText>
+          <w:instrText xml:space="preserve"> PAGEREF _Toc240797375 \h </w:instrText>
         </w:r>
         <w:r>
           <w:rPr>
@@ -1702,7 +1703,7 @@
           <w:lang w:bidi="ta-IN"/>
         </w:rPr>
       </w:pPr>
-      <w:hyperlink w:anchor="_Toc240796633" w:history="1">
+      <w:hyperlink w:anchor="_Toc240797376" w:history="1">
         <w:r>
           <w:rPr>
             <w:rStyle w:val="Hyperlink"/>
@@ -1746,7 +1747,7 @@
             <w:noProof/>
             <w:webHidden/>
           </w:rPr>
-          <w:instrText xml:space="preserve"> PAGEREF _Toc240796633 \h </w:instrText>
+          <w:instrText xml:space="preserve"> PAGEREF _Toc240797376 \h </w:instrText>
         </w:r>
         <w:r>
           <w:rPr>
@@ -1788,7 +1789,7 @@
           <w:lang w:bidi="ta-IN"/>
         </w:rPr>
       </w:pPr>
-      <w:hyperlink w:anchor="_Toc240796634" w:history="1">
+      <w:hyperlink w:anchor="_Toc240797377" w:history="1">
         <w:r>
           <w:rPr>
             <w:rStyle w:val="Hyperlink"/>
@@ -1832,7 +1833,7 @@
             <w:noProof/>
             <w:webHidden/>
           </w:rPr>
-          <w:instrText xml:space="preserve"> PAGEREF _Toc240796634 \h </w:instrText>
+          <w:instrText xml:space="preserve"> PAGEREF _Toc240797377 \h </w:instrText>
         </w:r>
         <w:r>
           <w:rPr>
@@ -1877,7 +1878,7 @@
           <w:lang w:bidi="ta-IN"/>
         </w:rPr>
       </w:pPr>
-      <w:hyperlink w:anchor="_Toc240796635" w:history="1">
+      <w:hyperlink w:anchor="_Toc240797378" w:history="1">
         <w:r>
           <w:rPr>
             <w:rStyle w:val="Hyperlink"/>
@@ -1921,7 +1922,7 @@
             <w:noProof/>
             <w:webHidden/>
           </w:rPr>
-          <w:instrText xml:space="preserve"> PAGEREF _Toc240796635 \h </w:instrText>
+          <w:instrText xml:space="preserve"> PAGEREF _Toc240797378 \h </w:instrText>
         </w:r>
         <w:r>
           <w:rPr>
@@ -1966,7 +1967,7 @@
           <w:lang w:bidi="ta-IN"/>
         </w:rPr>
       </w:pPr>
-      <w:hyperlink w:anchor="_Toc240796636" w:history="1">
+      <w:hyperlink w:anchor="_Toc240797379" w:history="1">
         <w:r>
           <w:rPr>
             <w:rStyle w:val="Hyperlink"/>
@@ -2010,7 +2011,7 @@
             <w:noProof/>
             <w:webHidden/>
           </w:rPr>
-          <w:instrText xml:space="preserve"> PAGEREF _Toc240796636 \h </w:instrText>
+          <w:instrText xml:space="preserve"> PAGEREF _Toc240797379 \h </w:instrText>
         </w:r>
         <w:r>
           <w:rPr>
@@ -2055,7 +2056,7 @@
           <w:lang w:bidi="ta-IN"/>
         </w:rPr>
       </w:pPr>
-      <w:hyperlink w:anchor="_Toc240796637" w:history="1">
+      <w:hyperlink w:anchor="_Toc240797380" w:history="1">
         <w:r>
           <w:rPr>
             <w:rStyle w:val="Hyperlink"/>
@@ -2099,7 +2100,7 @@
             <w:noProof/>
             <w:webHidden/>
           </w:rPr>
-          <w:instrText xml:space="preserve"> PAGEREF _Toc240796637 \h </w:instrText>
+          <w:instrText xml:space="preserve"> PAGEREF _Toc240797380 \h </w:instrText>
         </w:r>
         <w:r>
           <w:rPr>
@@ -2119,7 +2120,7 @@
             <w:noProof/>
             <w:webHidden/>
           </w:rPr>
-          <w:t>9</w:t>
+          <w:t>10</w:t>
         </w:r>
         <w:r>
           <w:rPr>
@@ -2144,7 +2145,7 @@
           <w:lang w:bidi="ta-IN"/>
         </w:rPr>
       </w:pPr>
-      <w:hyperlink w:anchor="_Toc240796638" w:history="1">
+      <w:hyperlink w:anchor="_Toc240797381" w:history="1">
         <w:r>
           <w:rPr>
             <w:rStyle w:val="Hyperlink"/>
@@ -2188,7 +2189,7 @@
             <w:noProof/>
             <w:webHidden/>
           </w:rPr>
-          <w:instrText xml:space="preserve"> PAGEREF _Toc240796638 \h </w:instrText>
+          <w:instrText xml:space="preserve"> PAGEREF _Toc240797381 \h </w:instrText>
         </w:r>
         <w:r>
           <w:rPr>
@@ -2233,7 +2234,7 @@
           <w:lang w:bidi="ta-IN"/>
         </w:rPr>
       </w:pPr>
-      <w:hyperlink w:anchor="_Toc240796639" w:history="1">
+      <w:hyperlink w:anchor="_Toc240797382" w:history="1">
         <w:r>
           <w:rPr>
             <w:rStyle w:val="Hyperlink"/>
@@ -2277,7 +2278,7 @@
             <w:noProof/>
             <w:webHidden/>
           </w:rPr>
-          <w:instrText xml:space="preserve"> PAGEREF _Toc240796639 \h </w:instrText>
+          <w:instrText xml:space="preserve"> PAGEREF _Toc240797382 \h </w:instrText>
         </w:r>
         <w:r>
           <w:rPr>
@@ -2322,7 +2323,7 @@
           <w:lang w:bidi="ta-IN"/>
         </w:rPr>
       </w:pPr>
-      <w:hyperlink w:anchor="_Toc240796640" w:history="1">
+      <w:hyperlink w:anchor="_Toc240797383" w:history="1">
         <w:r>
           <w:rPr>
             <w:rStyle w:val="Hyperlink"/>
@@ -2366,7 +2367,7 @@
             <w:noProof/>
             <w:webHidden/>
           </w:rPr>
-          <w:instrText xml:space="preserve"> PAGEREF _Toc240796640 \h </w:instrText>
+          <w:instrText xml:space="preserve"> PAGEREF _Toc240797383 \h </w:instrText>
         </w:r>
         <w:r>
           <w:rPr>
@@ -2410,10 +2411,13 @@
         <w:pStyle w:val="Heading1"/>
         <w:pageBreakBefore/>
       </w:pPr>
-      <w:bookmarkStart w:id="1" w:name="_Toc240796618"/>
+      <w:bookmarkStart w:id="1" w:name="_Toc240797361"/>
       <w:r>
         <w:lastRenderedPageBreak/>
-        <w:t>Evaluation Mission and Test Motivation</w:t>
+        <w:t>Evaluation Mission and Test Moti</w:t>
+      </w:r>
+      <w:r>
+        <w:t>vation</w:t>
       </w:r>
       <w:bookmarkEnd w:id="1"/>
     </w:p>
@@ -2422,13 +2426,13 @@
         <w:pStyle w:val="BodyText"/>
       </w:pPr>
       <w:r>
-        <w:t>BrailleLens is an offline Android app that helps blind and low-vision learners read and learn Sinhala Braille. The camera (phone or AiSee glasses) photographs a page. A YOLO cell detector finds every Braille cell. A 6</w:t>
+        <w:t>BrailleLens is an offline Android app that helps blind and low-vision learners read and learn Sinhala Braille. The camera (phone or AiSee glasses) photographs a page. A YOLO cell detector finds every Braille cell. A 64-class CNN labels each cell. Th</w:t>
       </w:r>
       <w:r>
-        <w:t>4-class CNN labels each cell. The user then places a finger on the page; a fingertip detector finds the contact point; the finger photo is aligned to the scanned page; and the character under the finger is spoken. Learning Mode announces the character. Tes</w:t>
+        <w:t xml:space="preserve">e user then places a finger on the page; a fingertip detector finds the contact point; the finger photo is aligned to the scanned page; and the character under the finger is spoken. Learning Mode announces the character. Testing Mode asks the user to find </w:t>
       </w:r>
       <w:r>
-        <w:t>ting Mode asks the user to find a target character and scores the try.</w:t>
+        <w:t>a target character and scores the try.</w:t>
       </w:r>
     </w:p>
     <w:p>
@@ -2456,7 +2460,7 @@
         </w:numPr>
       </w:pPr>
       <w:r>
-        <w:t>Software testing — unit tests (Pytest + planned Flutter tests), manual mobile cases, UI/accessibility, security, failover, and configuration.</w:t>
+        <w:t>Software testing — Pytest + Flutter unit tests (all automated cases), plus planned manual mobile / accessibility / failover runs.</w:t>
       </w:r>
     </w:p>
     <w:p>
@@ -2468,10 +2472,10 @@
         </w:numPr>
       </w:pPr>
       <w:r>
-        <w:t>Evaluation of DS parts — how well the data pipeline, cell YOLO, Braille CNN, and fingertip YOLO perform on DSBI, A</w:t>
+        <w:t>Evaluation of DS parts — how well the data pipeline, cell YOLO, Braille CNN, and fingertip YOLO perform on DSBI, Angelina, and</w:t>
       </w:r>
       <w:r>
-        <w:t>ngelina, and Gold data (metrics from project evaluation reports and the mid-evaluation slides).</w:t>
+        <w:t xml:space="preserve"> Gold data (metrics from project evaluation reports and the mid-evaluation slides).</w:t>
       </w:r>
     </w:p>
     <w:p>
@@ -2503,7 +2507,10 @@
         </w:numPr>
       </w:pPr>
       <w:r>
-        <w:t>Find bugs that cause a wrong character to be spoken, or a miss when the finger is on a real cell.</w:t>
+        <w:t>Find bugs t</w:t>
+      </w:r>
+      <w:r>
+        <w:t>hat cause a wrong character to be spoken, or a miss when the finger is on a real cell.</w:t>
       </w:r>
     </w:p>
     <w:p>
@@ -2539,10 +2546,10 @@
         </w:numPr>
       </w:pPr>
       <w:r>
-        <w:t>Collect DS accuracy numbers and exp</w:t>
+        <w:t>Collect DS accuracy numbers and explain the mai</w:t>
       </w:r>
       <w:r>
-        <w:t>lain the main error patterns.</w:t>
+        <w:t>n error patterns.</w:t>
       </w:r>
     </w:p>
     <w:p>
@@ -2672,7 +2679,7 @@
               <w:pStyle w:val="Tabletext"/>
             </w:pPr>
             <w:r>
-              <w:t>Windows 11; Python with pytest; torch CPU installed (19 Sep). Flutter 3.22.1 present but Dart 3.4.1 is older than the project needs (Dart ^3.5.0), so flutter test still cannot run until Flutter is upgraded.</w:t>
+              <w:t>Windows 11; Python + pytest; Flutter 3.47.5 (Dart 3.13.4) at C:\flutter. Android SDK not installed (unit tests do not need it).</w:t>
             </w:r>
           </w:p>
         </w:tc>
@@ -2703,10 +2710,10 @@
               <w:pStyle w:val="Tabletext"/>
             </w:pPr>
             <w:r>
-              <w:t>43 of 78 automated cases</w:t>
-            </w:r>
-            <w:r>
-              <w:t xml:space="preserve"> (55%). All 43 Python tests passed. 35 Dart cases still blocked. 0 of 24 device cases.</w:t>
+              <w:t>78 of 78 automated cases (100%). Pytest 43/43; Flutter test 35/35. 0 of 24 device/manual cases (need ph</w:t>
+            </w:r>
+            <w:r>
+              <w:t>one + APK).</w:t>
             </w:r>
           </w:p>
         </w:tc>
@@ -2768,7 +2775,10 @@
               <w:pStyle w:val="Tabletext"/>
             </w:pPr>
             <w:r>
-              <w:t>10 (3 high, 6 medium, 1 low).</w:t>
+              <w:t xml:space="preserve">10 logged; DEF-06 mitigated by lazy torch imports (pytest no longer needs torch for label/camera helper </w:t>
+            </w:r>
+            <w:r>
+              <w:t>tests).</w:t>
             </w:r>
           </w:p>
         </w:tc>
@@ -2799,7 +2809,7 @@
               <w:pStyle w:val="Tabletext"/>
             </w:pPr>
             <w:r>
-              <w:t>Python data/geometry layer is healthy. App on hardware and Flutter unit tests are still open. DS metrics show strong flatbed accuracy but a clear handheld/domain gap.</w:t>
+              <w:t>All automated SW tests pass. Device/UI/performance still open. DS metrics show strong flatbed accuracy but a clear handheld gap.</w:t>
             </w:r>
           </w:p>
         </w:tc>
@@ -2818,10 +2828,10 @@
         <w:pStyle w:val="BodyText"/>
       </w:pPr>
       <w:r>
-        <w:t>In scope: Flutter app (Learning + Testing), ONNX models, geometry (align</w:t>
+        <w:t>In scope: Flutter app (Learning + Testing), ONNX models, geometry (alignment, hit-test), audio, camera/</w:t>
       </w:r>
       <w:r>
-        <w:t>ment, hit-test), audio, camera/glasses path, Android packaging, and Python data/training/eval pipelines.</w:t>
+        <w:t>glasses path, Android packaging, and Python data/training/eval pipelines.</w:t>
       </w:r>
     </w:p>
     <w:p>
@@ -2836,7 +2846,7 @@
       <w:pPr>
         <w:pStyle w:val="Heading1"/>
       </w:pPr>
-      <w:bookmarkStart w:id="2" w:name="_Toc240796619"/>
+      <w:bookmarkStart w:id="2" w:name="_Toc240797362"/>
       <w:r>
         <w:t>Target Test Items</w:t>
       </w:r>
@@ -3425,7 +3435,7 @@
       <w:pPr>
         <w:pStyle w:val="Heading1"/>
       </w:pPr>
-      <w:bookmarkStart w:id="3" w:name="_Toc240796620"/>
+      <w:bookmarkStart w:id="3" w:name="_Toc240797363"/>
       <w:r>
         <w:t>Test Approach</w:t>
       </w:r>
@@ -3446,7 +3456,7 @@
       <w:pPr>
         <w:pStyle w:val="Heading2"/>
       </w:pPr>
-      <w:bookmarkStart w:id="4" w:name="_Toc240796621"/>
+      <w:bookmarkStart w:id="4" w:name="_Toc240797364"/>
       <w:r>
         <w:t>Testing Techniques and Types</w:t>
       </w:r>
@@ -3456,7 +3466,7 @@
       <w:pPr>
         <w:pStyle w:val="Heading3"/>
       </w:pPr>
-      <w:bookmarkStart w:id="5" w:name="_Toc240796622"/>
+      <w:bookmarkStart w:id="5" w:name="_Toc240797365"/>
       <w:r>
         <w:t>Data and Database Integrity Testing</w:t>
       </w:r>
@@ -3717,7 +3727,7 @@
       <w:pPr>
         <w:pStyle w:val="Heading3"/>
       </w:pPr>
-      <w:bookmarkStart w:id="6" w:name="_Toc240796623"/>
+      <w:bookmarkStart w:id="6" w:name="_Toc240797366"/>
       <w:r>
         <w:t>Function Testing</w:t>
       </w:r>
@@ -3861,10 +3871,7 @@
               <w:pStyle w:val="BodyText1"/>
             </w:pPr>
             <w:r>
-              <w:t>Required Too</w:t>
-            </w:r>
-            <w:r>
-              <w:t>ls:</w:t>
+              <w:t>Required Tools:</w:t>
             </w:r>
           </w:p>
         </w:tc>
@@ -3958,14 +3965,14 @@
         <w:t xml:space="preserve">Outcome: </w:t>
       </w:r>
       <w:r>
-        <w:t>Python function tests passed (cell map, registration, NMS, tiling). 35 Dart cases still blocked by Flutter/Dart version. Device MD cases not run.</w:t>
+        <w:t>Passed. Python function tests + Dart FT-FL / geometry / labels / UI-FL-02 all pass. Device MD cases not run.</w:t>
       </w:r>
     </w:p>
     <w:p>
       <w:pPr>
         <w:pStyle w:val="Heading3"/>
       </w:pPr>
-      <w:bookmarkStart w:id="7" w:name="_Toc240796624"/>
+      <w:bookmarkStart w:id="7" w:name="_Toc240797367"/>
       <w:r>
         <w:t>User Interface Testing</w:t>
       </w:r>
@@ -4025,10 +4032,10 @@
               <w:pStyle w:val="BodyText"/>
             </w:pPr>
             <w:r>
-              <w:t>C</w:t>
-            </w:r>
-            <w:r>
-              <w:t>heck eyes-free use and contrast (≥7:1).</w:t>
+              <w:t>Check eyes-free use and contr</w:t>
+            </w:r>
+            <w:r>
+              <w:t>ast (≥7:1).</w:t>
             </w:r>
           </w:p>
         </w:tc>
@@ -4124,10 +4131,7 @@
               <w:pStyle w:val="BodyText"/>
             </w:pPr>
             <w:r>
-              <w:t>flutter test; TalkBack; We</w:t>
-            </w:r>
-            <w:r>
-              <w:t>bAIM contrast checker.</w:t>
+              <w:t>flutter test; TalkBack; WebAIM contrast checker.</w:t>
             </w:r>
           </w:p>
         </w:tc>
@@ -4146,7 +4150,10 @@
               <w:pStyle w:val="BodyText1"/>
             </w:pPr>
             <w:r>
-              <w:t>Success Criteria:</w:t>
+              <w:t>Succ</w:t>
+            </w:r>
+            <w:r>
+              <w:t>ess Criteria:</w:t>
             </w:r>
           </w:p>
         </w:tc>
@@ -4208,14 +4215,14 @@
         <w:t xml:space="preserve">Outcome: </w:t>
       </w:r>
       <w:r>
-        <w:t>Not executed on device. Review found three silent/high-severity UI issues (DEF-01–03).</w:t>
+        <w:t>Widget contrast (UI-FL-01) and home zones (UI-FL-02) pass in flutter test. Device eyes-free / TalkBack not run. DEF-01–03 still open from review.</w:t>
       </w:r>
     </w:p>
     <w:p>
       <w:pPr>
         <w:pStyle w:val="Heading3"/>
       </w:pPr>
-      <w:bookmarkStart w:id="8" w:name="_Toc240796625"/>
+      <w:bookmarkStart w:id="8" w:name="_Toc240797368"/>
       <w:r>
         <w:t>Performance Profiling</w:t>
       </w:r>
@@ -4267,7 +4274,10 @@
               <w:pStyle w:val="BodyText"/>
             </w:pPr>
             <w:r>
-              <w:t>Measure earcon ≤150 ms, speech ≤300 ms, preview ≥24 fps, RAM/CPU budgets.</w:t>
+              <w:t>Measure earcon ≤150 ms, speech ≤300 ms, preview ≥24 fps, RAM/CPU bu</w:t>
+            </w:r>
+            <w:r>
+              <w:t>dgets.</w:t>
             </w:r>
           </w:p>
         </w:tc>
@@ -4299,10 +4309,7 @@
               <w:pStyle w:val="BodyText"/>
             </w:pPr>
             <w:r>
-              <w:t>Profile on phone: capture, detect, class</w:t>
-            </w:r>
-            <w:r>
-              <w:t>ify, align, speak.</w:t>
+              <w:t>Profile on phone: capture, detect, classify, align, speak.</w:t>
             </w:r>
           </w:p>
         </w:tc>
@@ -4454,7 +4461,7 @@
       <w:pPr>
         <w:pStyle w:val="Heading3"/>
       </w:pPr>
-      <w:bookmarkStart w:id="9" w:name="_Toc240796626"/>
+      <w:bookmarkStart w:id="9" w:name="_Toc240797369"/>
       <w:r>
         <w:t>Load Testing</w:t>
       </w:r>
@@ -4538,10 +4545,10 @@
               <w:pStyle w:val="BodyText"/>
             </w:pPr>
             <w:r>
-              <w:t>30-minute run; 50 lookups without resca</w:t>
-            </w:r>
-            <w:r>
-              <w:t>n.</w:t>
+              <w:t xml:space="preserve">30-minute run; </w:t>
+            </w:r>
+            <w:r>
+              <w:t>50 lookups without rescan.</w:t>
             </w:r>
           </w:p>
         </w:tc>
@@ -4693,8 +4700,9 @@
       <w:pPr>
         <w:pStyle w:val="Heading3"/>
       </w:pPr>
-      <w:bookmarkStart w:id="10" w:name="_Toc240796627"/>
+      <w:bookmarkStart w:id="10" w:name="_Toc240797370"/>
       <w:r>
+        <w:lastRenderedPageBreak/>
         <w:t>Security and Access Control Testing</w:t>
       </w:r>
       <w:bookmarkEnd w:id="10"/>
@@ -4740,7 +4748,6 @@
               <w:pStyle w:val="BodyText1"/>
             </w:pPr>
             <w:r>
-              <w:lastRenderedPageBreak/>
               <w:t>Technique Objective:</w:t>
             </w:r>
           </w:p>
@@ -4786,10 +4793,10 @@
               <w:pStyle w:val="BodyText"/>
             </w:pPr>
             <w:r>
-              <w:t>Checksum models; deny permissions; airplane mode; st</w:t>
-            </w:r>
-            <w:r>
-              <w:t>orage diff.</w:t>
+              <w:t>Checksum models; deny permissions; airplane mode; s</w:t>
+            </w:r>
+            <w:r>
+              <w:t>torage diff.</w:t>
             </w:r>
           </w:p>
         </w:tc>
@@ -4941,7 +4948,7 @@
       <w:pPr>
         <w:pStyle w:val="Heading3"/>
       </w:pPr>
-      <w:bookmarkStart w:id="11" w:name="_Toc240796628"/>
+      <w:bookmarkStart w:id="11" w:name="_Toc240797371"/>
       <w:r>
         <w:t>Failover and Recovery Testing</w:t>
       </w:r>
@@ -5180,7 +5187,7 @@
       <w:pPr>
         <w:pStyle w:val="Heading3"/>
       </w:pPr>
-      <w:bookmarkStart w:id="12" w:name="_Toc240796629"/>
+      <w:bookmarkStart w:id="12" w:name="_Toc240797372"/>
       <w:r>
         <w:t>Configuration Testing</w:t>
       </w:r>
@@ -5419,7 +5426,7 @@
       <w:pPr>
         <w:pStyle w:val="Heading1"/>
       </w:pPr>
-      <w:bookmarkStart w:id="13" w:name="_Toc240796630"/>
+      <w:bookmarkStart w:id="13" w:name="_Toc240797373"/>
       <w:r>
         <w:t>Deliverables</w:t>
       </w:r>
@@ -5489,7 +5496,7 @@
       <w:pPr>
         <w:pStyle w:val="Heading2"/>
       </w:pPr>
-      <w:bookmarkStart w:id="14" w:name="_Toc240796631"/>
+      <w:bookmarkStart w:id="14" w:name="_Toc240797374"/>
       <w:r>
         <w:t>Test Evaluation Summaries</w:t>
       </w:r>
@@ -5507,7 +5514,7 @@
       <w:pPr>
         <w:pStyle w:val="Heading3"/>
       </w:pPr>
-      <w:bookmarkStart w:id="15" w:name="_Toc240796632"/>
+      <w:bookmarkStart w:id="15" w:name="_Toc240797375"/>
       <w:r>
         <w:t>Software testing (Focus 1)</w:t>
       </w:r>
@@ -6176,6 +6183,76 @@
               <w:pStyle w:val="Tabletext"/>
             </w:pPr>
             <w:r>
+              <w:t>35</w:t>
+            </w:r>
+          </w:p>
+        </w:tc>
+        <w:tc>
+          <w:tcPr>
+            <w:tcW w:w="1260" w:type="dxa"/>
+          </w:tcPr>
+          <w:p>
+            <w:pPr>
+              <w:pStyle w:val="Tabletext"/>
+            </w:pPr>
+            <w:r>
+              <w:t>Pass</w:t>
+            </w:r>
+          </w:p>
+        </w:tc>
+        <w:tc>
+          <w:tcPr>
+            <w:tcW w:w="3420" w:type="dxa"/>
+          </w:tcPr>
+          <w:p>
+            <w:pPr>
+              <w:pStyle w:val="Tabletext"/>
+            </w:pPr>
+            <w:r>
+              <w:t>flutter test on Flutter 3.47.5 / Dart 3.13.4 (20 Sep 2026).</w:t>
+            </w:r>
+          </w:p>
+        </w:tc>
+      </w:tr>
+      <w:tr>
+        <w:trPr>
+          <w:cantSplit/>
+        </w:trPr>
+        <w:tc>
+          <w:tcPr>
+            <w:tcW w:w="2880" w:type="dxa"/>
+          </w:tcPr>
+          <w:p>
+            <w:pPr>
+              <w:pStyle w:val="Tabletext"/>
+            </w:pPr>
+            <w:r>
+              <w:t>Manual MD-01–MD-24</w:t>
+            </w:r>
+          </w:p>
+        </w:tc>
+        <w:tc>
+          <w:tcPr>
+            <w:tcW w:w="900" w:type="dxa"/>
+          </w:tcPr>
+          <w:p>
+            <w:pPr>
+              <w:pStyle w:val="Tabletext"/>
+            </w:pPr>
+            <w:r>
+              <w:t>24</w:t>
+            </w:r>
+          </w:p>
+        </w:tc>
+        <w:tc>
+          <w:tcPr>
+            <w:tcW w:w="900" w:type="dxa"/>
+          </w:tcPr>
+          <w:p>
+            <w:pPr>
+              <w:pStyle w:val="Tabletext"/>
+            </w:pPr>
+            <w:r>
               <w:t>0</w:t>
             </w:r>
           </w:p>
@@ -6189,7 +6266,7 @@
               <w:pStyle w:val="Tabletext"/>
             </w:pPr>
             <w:r>
-              <w:t>Blocked</w:t>
+              <w:t>Not run</w:t>
             </w:r>
           </w:p>
         </w:tc>
@@ -6202,7 +6279,7 @@
               <w:pStyle w:val="Tabletext"/>
             </w:pPr>
             <w:r>
-              <w:t>Upgrade Flutter so Dart ≥ 3.5, then flutter test.</w:t>
+              <w:t>Need phone + APK.</w:t>
             </w:r>
           </w:p>
         </w:tc>
@@ -6220,7 +6297,7 @@
               <w:pStyle w:val="Tabletext"/>
             </w:pPr>
             <w:r>
-              <w:t>Manual MD-01–MD-24</w:t>
+              <w:t>Total automated</w:t>
             </w:r>
           </w:p>
         </w:tc>
@@ -6233,7 +6310,7 @@
               <w:pStyle w:val="Tabletext"/>
             </w:pPr>
             <w:r>
-              <w:t>24</w:t>
+              <w:t>78</w:t>
             </w:r>
           </w:p>
         </w:tc>
@@ -6246,7 +6323,7 @@
               <w:pStyle w:val="Tabletext"/>
             </w:pPr>
             <w:r>
-              <w:t>0</w:t>
+              <w:t>78</w:t>
             </w:r>
           </w:p>
         </w:tc>
@@ -6259,7 +6336,7 @@
               <w:pStyle w:val="Tabletext"/>
             </w:pPr>
             <w:r>
-              <w:t>Not run</w:t>
+              <w:t>100%</w:t>
             </w:r>
           </w:p>
         </w:tc>
@@ -6272,77 +6349,7 @@
               <w:pStyle w:val="Tabletext"/>
             </w:pPr>
             <w:r>
-              <w:t>Need phone + APK.</w:t>
-            </w:r>
-          </w:p>
-        </w:tc>
-      </w:tr>
-      <w:tr>
-        <w:trPr>
-          <w:cantSplit/>
-        </w:trPr>
-        <w:tc>
-          <w:tcPr>
-            <w:tcW w:w="2880" w:type="dxa"/>
-          </w:tcPr>
-          <w:p>
-            <w:pPr>
-              <w:pStyle w:val="Tabletext"/>
-            </w:pPr>
-            <w:r>
-              <w:t>Total automated</w:t>
-            </w:r>
-          </w:p>
-        </w:tc>
-        <w:tc>
-          <w:tcPr>
-            <w:tcW w:w="900" w:type="dxa"/>
-          </w:tcPr>
-          <w:p>
-            <w:pPr>
-              <w:pStyle w:val="Tabletext"/>
-            </w:pPr>
-            <w:r>
-              <w:t>78</w:t>
-            </w:r>
-          </w:p>
-        </w:tc>
-        <w:tc>
-          <w:tcPr>
-            <w:tcW w:w="900" w:type="dxa"/>
-          </w:tcPr>
-          <w:p>
-            <w:pPr>
-              <w:pStyle w:val="Tabletext"/>
-            </w:pPr>
-            <w:r>
-              <w:t>43</w:t>
-            </w:r>
-          </w:p>
-        </w:tc>
-        <w:tc>
-          <w:tcPr>
-            <w:tcW w:w="1260" w:type="dxa"/>
-          </w:tcPr>
-          <w:p>
-            <w:pPr>
-              <w:pStyle w:val="Tabletext"/>
-            </w:pPr>
-            <w:r>
-              <w:t>55%</w:t>
-            </w:r>
-          </w:p>
-        </w:tc>
-        <w:tc>
-          <w:tcPr>
-            <w:tcW w:w="3420" w:type="dxa"/>
-          </w:tcPr>
-          <w:p>
-            <w:pPr>
-              <w:pStyle w:val="Tabletext"/>
-            </w:pPr>
-            <w:r>
-              <w:t>All executed tests passed.</w:t>
+              <w:t>All automated tests passed.</w:t>
             </w:r>
           </w:p>
         </w:tc>
@@ -6419,9 +6426,12 @@
       <w:pPr>
         <w:pStyle w:val="Heading3"/>
       </w:pPr>
-      <w:bookmarkStart w:id="16" w:name="_Toc240796633"/>
+      <w:bookmarkStart w:id="16" w:name="_Toc240797376"/>
       <w:r>
-        <w:t>Evaluation of DS parts (Focus 2)</w:t>
+        <w:t>Evaluation of</w:t>
+      </w:r>
+      <w:r>
+        <w:t xml:space="preserve"> DS parts (Focus 2)</w:t>
       </w:r>
       <w:bookmarkEnd w:id="16"/>
     </w:p>
@@ -6430,10 +6440,7 @@
         <w:pStyle w:val="BodyText"/>
       </w:pPr>
       <w:r>
-        <w:t>These numbers come from proj</w:t>
-      </w:r>
-      <w:r>
-        <w:t>ect evaluation scripts and the mid-evaluation presentation. They were not re-measured in cycle 1; they are the official DS evidence for this report.</w:t>
+        <w:t>These numbers come from project evaluation scripts and the mid-evaluation presentation. They were not re-measured in cycle 1; they are the official DS evidence for this report.</w:t>
       </w:r>
     </w:p>
     <w:p>
@@ -6453,7 +6460,10 @@
         </w:numPr>
       </w:pPr>
       <w:r>
-        <w:t>Integrate: DSBI + Angelina + Gold → one cell manifest.</w:t>
+        <w:t xml:space="preserve">Integrate: DSBI + Angelina + Gold → one cell </w:t>
+      </w:r>
+      <w:r>
+        <w:t>manifest.</w:t>
       </w:r>
     </w:p>
     <w:p>
@@ -6465,10 +6475,7 @@
         </w:numPr>
       </w:pPr>
       <w:r>
-        <w:t>Clean: drop bad boxes; log every remov</w:t>
-      </w:r>
-      <w:r>
-        <w:t>al.</w:t>
+        <w:t>Clean: drop bad boxes; log every removal.</w:t>
       </w:r>
     </w:p>
     <w:p>
@@ -6800,7 +6807,10 @@
               <w:pStyle w:val="Tabletext"/>
             </w:pPr>
             <w:r>
-              <w:t>67.7% → 95.9% after Gold fine-tune</w:t>
+              <w:t>67.7% → 95.9% a</w:t>
+            </w:r>
+            <w:r>
+              <w:t>fter Gold fine-tune</w:t>
             </w:r>
           </w:p>
         </w:tc>
@@ -6831,10 +6841,7 @@
               <w:pStyle w:val="Tabletext"/>
             </w:pPr>
             <w:r>
-              <w:t xml:space="preserve">End-to-end Gold text </w:t>
-            </w:r>
-            <w:r>
-              <w:t>(pages 1–6)</w:t>
+              <w:t>End-to-end Gold text (pages 1–6)</w:t>
             </w:r>
           </w:p>
         </w:tc>
@@ -6958,7 +6965,7 @@
       <w:pPr>
         <w:pStyle w:val="Heading3"/>
       </w:pPr>
-      <w:bookmarkStart w:id="17" w:name="_Toc240796634"/>
+      <w:bookmarkStart w:id="17" w:name="_Toc240797377"/>
       <w:r>
         <w:t>Error analysis of DS parts (Focus 3)</w:t>
       </w:r>
@@ -7124,10 +7131,7 @@
               <w:pStyle w:val="Tabletext"/>
             </w:pPr>
             <w:r>
-              <w:t>CNN ~99% DSBI vs ~67.7% on phone crops before Gold FT; Angelina E2E ~43%; Gol</w:t>
-            </w:r>
-            <w:r>
-              <w:t>d text ~79% letters.</w:t>
+              <w:t>CNN ~99% DSBI vs ~67.7% on phone crops before Gold FT; Angelina E2E ~43%; Gold text ~79% letters.</w:t>
             </w:r>
           </w:p>
         </w:tc>
@@ -7171,7 +7175,10 @@
               <w:pStyle w:val="Tabletext"/>
             </w:pPr>
             <w:r>
-              <w:t>Base mAP@0.5 ~41% on Gold; improved to ~80% after Gold FT + perspective aug. First Gold FT attempt dropped to 37.6% (bad config).</w:t>
+              <w:t xml:space="preserve">Base mAP@0.5 ~41% on Gold; improved to ~80% after Gold FT </w:t>
+            </w:r>
+            <w:r>
+              <w:t>+ perspective aug. First Gold FT attempt dropped to 37.6% (bad config).</w:t>
             </w:r>
           </w:p>
         </w:tc>
@@ -7259,10 +7266,7 @@
               <w:pStyle w:val="Tabletext"/>
             </w:pPr>
             <w:r>
-              <w:t>60 domain image</w:t>
-            </w:r>
-            <w:r>
-              <w:t>s; mAP looks perfect but not live-video proof.</w:t>
+              <w:t>60 domain images; mAP looks perfect but not live-video proof.</w:t>
             </w:r>
           </w:p>
         </w:tc>
@@ -7306,7 +7310,10 @@
               <w:pStyle w:val="Tabletext"/>
             </w:pPr>
             <w:r>
-              <w:t>App does not classify the finger crop; label comes from CellMap after alignment.</w:t>
+              <w:t>App does not classify</w:t>
+            </w:r>
+            <w:r>
+              <w:t xml:space="preserve"> the finger crop; label comes from CellMap after alignment.</w:t>
             </w:r>
           </w:p>
         </w:tc>
@@ -7319,10 +7326,7 @@
               <w:pStyle w:val="Tabletext"/>
             </w:pPr>
             <w:r>
-              <w:t>Many “wrong char” bugs will be alignment (DE</w:t>
-            </w:r>
-            <w:r>
-              <w:t>F-03), not CNN error.</w:t>
+              <w:t>Many “wrong char” bugs will be alignment (DEF-03), not CNN error.</w:t>
             </w:r>
           </w:p>
         </w:tc>
@@ -7366,7 +7370,10 @@
               <w:pStyle w:val="Tabletext"/>
             </w:pPr>
             <w:r>
-              <w:t>Keep sequence decoder; native review of label table still pending.</w:t>
+              <w:t>Keep sequence decoder; native revie</w:t>
+            </w:r>
+            <w:r>
+              <w:t>w of label table still pending.</w:t>
             </w:r>
           </w:p>
         </w:tc>
@@ -7397,10 +7404,7 @@
               <w:pStyle w:val="Tabletext"/>
             </w:pPr>
             <w:r>
-              <w:t>DEF-05 threshold mismatch; DEF-10 unclear we</w:t>
-            </w:r>
-            <w:r>
-              <w:t>ight provenance.</w:t>
+              <w:t>DEF-05 threshold mismatch; DEF-10 unclear weight provenance.</w:t>
             </w:r>
           </w:p>
         </w:tc>
@@ -7769,7 +7773,7 @@
               <w:pStyle w:val="Tabletext"/>
             </w:pPr>
             <w:r>
-              <w:t>torch import at module scope (mitigated if torch installed).</w:t>
+              <w:t>Was: torch at module scope blocked pytest. Fixed 20 Sep — lazy imports in recognize.py / camera.py; pure tests run without torch.</w:t>
             </w:r>
           </w:p>
         </w:tc>
@@ -7956,17 +7960,17 @@
         <w:pStyle w:val="BodyText"/>
       </w:pPr>
       <w:r>
-        <w:t>Still open until Flutter is upgraded and a</w:t>
+        <w:t>Still open: MD device cases, performance budgets, eyes-free runs (need a phone). Automated SW testing is c</w:t>
       </w:r>
       <w:r>
-        <w:t xml:space="preserve"> phone is available: Dart suite, MD device cases, performance budgets, eyes-free runs.</w:t>
+        <w:t>omplete for this cycle.</w:t>
       </w:r>
     </w:p>
     <w:p>
       <w:pPr>
         <w:pStyle w:val="Heading2"/>
       </w:pPr>
-      <w:bookmarkStart w:id="18" w:name="_Toc240796635"/>
+      <w:bookmarkStart w:id="18" w:name="_Toc240797378"/>
       <w:r>
         <w:t>Reporting on Test Coverage</w:t>
       </w:r>
@@ -8080,7 +8084,7 @@
               <w:pStyle w:val="Tabletext"/>
             </w:pPr>
             <w:r>
-              <w:t>43/78 (55%)</w:t>
+              <w:t>78/78 (100%)</w:t>
             </w:r>
           </w:p>
         </w:tc>
@@ -8093,7 +8097,7 @@
               <w:pStyle w:val="Tabletext"/>
             </w:pPr>
             <w:r>
-              <w:t>100% of executed passed.</w:t>
+              <w:t>Pytest 43 + Flutter 35.</w:t>
             </w:r>
           </w:p>
         </w:tc>
@@ -8124,7 +8128,7 @@
               <w:pStyle w:val="Tabletext"/>
             </w:pPr>
             <w:r>
-              <w:t>5/21 partial</w:t>
+              <w:t>Improved; still partial</w:t>
             </w:r>
           </w:p>
         </w:tc>
@@ -8235,7 +8239,7 @@
       <w:pPr>
         <w:pStyle w:val="Heading1"/>
       </w:pPr>
-      <w:bookmarkStart w:id="19" w:name="_Toc240796636"/>
+      <w:bookmarkStart w:id="19" w:name="_Toc240797379"/>
       <w:r>
         <w:t>Risks, Dependencies, Assumptions, and Constraints</w:t>
       </w:r>
@@ -8376,7 +8380,7 @@
               <w:pStyle w:val="Tabletext"/>
             </w:pPr>
             <w:r>
-              <w:t>Flutter/Dart version blocks flutter test</w:t>
+              <w:t>Developer Mode / Android SDK missing for APK builds</w:t>
             </w:r>
           </w:p>
         </w:tc>
@@ -8389,7 +8393,7 @@
               <w:pStyle w:val="Tabletext"/>
             </w:pPr>
             <w:r>
-              <w:t>H</w:t>
+              <w:t>M</w:t>
             </w:r>
           </w:p>
         </w:tc>
@@ -8402,7 +8406,7 @@
               <w:pStyle w:val="Tabletext"/>
             </w:pPr>
             <w:r>
-              <w:t>H</w:t>
+              <w:t>M</w:t>
             </w:r>
           </w:p>
         </w:tc>
@@ -8415,7 +8419,7 @@
               <w:pStyle w:val="Tabletext"/>
             </w:pPr>
             <w:r>
-              <w:t>Upgrade Flutter to Dart ≥3.5.</w:t>
+              <w:t>Enable Windows Developer Mode; install Android Studio.</w:t>
             </w:r>
           </w:p>
         </w:tc>
@@ -8428,7 +8432,7 @@
               <w:pStyle w:val="Tabletext"/>
             </w:pPr>
             <w:r>
-              <w:t>Keep Dart suite marked blocked (current).</w:t>
+              <w:t>Unit tests still run; device APK build blocked.</w:t>
             </w:r>
           </w:p>
         </w:tc>
@@ -8806,8 +8810,9 @@
       <w:pPr>
         <w:pStyle w:val="Heading1"/>
       </w:pPr>
-      <w:bookmarkStart w:id="20" w:name="_Toc240796637"/>
+      <w:bookmarkStart w:id="20" w:name="_Toc240797380"/>
       <w:r>
+        <w:lastRenderedPageBreak/>
         <w:t>References</w:t>
       </w:r>
       <w:bookmarkEnd w:id="20"/>
@@ -8848,7 +8853,6 @@
         </w:numPr>
       </w:pPr>
       <w:r>
-        <w:lastRenderedPageBreak/>
         <w:t>[3] RUP Master Test Plan template — docs/Test Reports/Template for Test plan.docx.</w:t>
       </w:r>
     </w:p>
@@ -8943,7 +8947,7 @@
       <w:pPr>
         <w:pStyle w:val="Heading1"/>
       </w:pPr>
-      <w:bookmarkStart w:id="21" w:name="_Toc240796638"/>
+      <w:bookmarkStart w:id="21" w:name="_Toc240797381"/>
       <w:r>
         <w:t>Appendix A: Automated Test Inv</w:t>
       </w:r>
@@ -8957,7 +8961,7 @@
         <w:pStyle w:val="BodyText"/>
       </w:pPr>
       <w:r>
-        <w:t>Python (43): all passed in cycle 1 after torch install. Dart (35): blocked until Flutter upgrade — includes FT-FL-01…07, DI-FL-01, UI-FL-01/02.</w:t>
+        <w:t>Python 43/43 and Dart 35/35 all passed on 20 Sep 2026. Dart IDs include FT-FL-01…07, DI-FL-01, UI-FL-01/02.</w:t>
       </w:r>
     </w:p>
     <w:tbl>
@@ -9221,10 +9225,7 @@
               <w:pStyle w:val="Tabletext"/>
             </w:pPr>
             <w:r>
-              <w:t>braille_lens_flutter/</w:t>
-            </w:r>
-            <w:r>
-              <w:t>test/…</w:t>
+              <w:t>braille_lens_flutter/test/…</w:t>
             </w:r>
           </w:p>
         </w:tc>
@@ -9247,7 +9248,7 @@
       <w:pPr>
         <w:pStyle w:val="Heading1"/>
       </w:pPr>
-      <w:bookmarkStart w:id="22" w:name="_Toc240796639"/>
+      <w:bookmarkStart w:id="22" w:name="_Toc240797382"/>
       <w:r>
         <w:t>Appendix B: Device and Manual Test Cases</w:t>
       </w:r>
@@ -9664,6 +9665,7 @@
               <w:pStyle w:val="Tabletext"/>
             </w:pPr>
             <w:r>
+              <w:lastRenderedPageBreak/>
               <w:t>MD-19</w:t>
             </w:r>
           </w:p>
@@ -9708,7 +9710,6 @@
               <w:pStyle w:val="Tabletext"/>
             </w:pPr>
             <w:r>
-              <w:lastRenderedPageBreak/>
               <w:t>MD-22</w:t>
             </w:r>
           </w:p>
@@ -9745,7 +9746,7 @@
       <w:pPr>
         <w:pStyle w:val="Heading1"/>
       </w:pPr>
-      <w:bookmarkStart w:id="23" w:name="_Toc240796640"/>
+      <w:bookmarkStart w:id="23" w:name="_Toc240797383"/>
       <w:r>
         <w:t>Appendix C: Requirements Traceability Matrix</w:t>
       </w:r>
@@ -9859,7 +9860,7 @@
               <w:pStyle w:val="Tabletext"/>
             </w:pPr>
             <w:r>
-              <w:t>Unverified</w:t>
+              <w:t>Partial</w:t>
             </w:r>
           </w:p>
         </w:tc>
@@ -9872,7 +9873,7 @@
               <w:pStyle w:val="Tabletext"/>
             </w:pPr>
             <w:r>
-              <w:t>Needs flutter test + MD-03/04.</w:t>
+              <w:t>UI-FL-02 pass; need MD-03/04 on phone.</w:t>
             </w:r>
           </w:p>
         </w:tc>
@@ -10004,7 +10005,7 @@
               <w:pStyle w:val="Tabletext"/>
             </w:pPr>
             <w:r>
-              <w:t>Python registration tests pass.</w:t>
+              <w:t>Python + Dart H tests pass.</w:t>
             </w:r>
           </w:p>
         </w:tc>
@@ -10048,7 +10049,7 @@
               <w:pStyle w:val="Tabletext"/>
             </w:pPr>
             <w:r>
-              <w:t>Python hit-test/dwell pass.</w:t>
+              <w:t>FT-FL-01…07 + Python dwell pass.</w:t>
             </w:r>
           </w:p>
         </w:tc>
@@ -10167,7 +10168,7 @@
               <w:pStyle w:val="Tabletext"/>
             </w:pPr>
             <w:r>
-              <w:t>Unverified</w:t>
+              <w:t>Partial</w:t>
             </w:r>
           </w:p>
         </w:tc>
@@ -10180,7 +10181,7 @@
               <w:pStyle w:val="Tabletext"/>
             </w:pPr>
             <w:r>
-              <w:t>UI-FL-01 pending Flutter.</w:t>
+              <w:t>UI-FL-01 pass (unit).</w:t>
             </w:r>
           </w:p>
         </w:tc>
